--- a/SWI/201-Plant-Sampling/MM-4034-033-OR-03-SWI-PRO-MET-201-021-Composite-Sample-Build-Up-Splitting-and-Handover-to-Laboratory-RevA.docx
+++ b/SWI/201-Plant-Sampling/MM-4034-033-OR-03-SWI-PRO-MET-201-021-Composite-Sample-Build-Up-Splitting-and-Handover-to-Laboratory-RevA.docx
@@ -3471,7 +3471,7 @@
                 <w:lang w:val="en-AU" w:eastAsia="en-AU"/>
                 <w14:ligatures w14:val="none"/>
               </w:rPr>
-              <w:t xml:space="preserve">Confirm you are trained and signed off against this SWI, signed on to JSEA-PRO-MET-201-021 at a communication session, and authorised by the Shift Supervisor.</w:t>
+              <w:t xml:space="preserve">Confirm you are trained and signed off against this SWI, signed on to JSEA-PRO-MET-201-021 at a communication session, site inducted with current cyanide awareness and gas detection competency where the area requires it, and authorised by the Shift Supervisor.</w:t>
             </w:r>
           </w:p>
           <w:p>
